--- a/release-docs/Final MVP Report_Drishya.docx
+++ b/release-docs/Final MVP Report_Drishya.docx
@@ -853,6 +853,69 @@
     </w:tbl>
     <w:p>
       <w:pPr>
+        <w:spacing w:after="40" w:before="160"/>
+        <w:jc w:val="center"/>
+      </w:pPr>
+      <w:r>
+        <w:drawing>
+          <wp:inline distT="0" distB="0" distL="0" distR="0">
+            <wp:extent cx="5734050" cy="3228975"/>
+            <wp:effectExtent t="0" r="0" b="0" l="0"/>
+            <wp:docPr id="1" name="" descr="" title=""/>
+            <wp:cNvGraphicFramePr>
+              <a:graphicFrameLocks xmlns:a="http://schemas.openxmlformats.org/drawingml/2006/main" noChangeAspect="1"/>
+            </wp:cNvGraphicFramePr>
+            <a:graphic xmlns:a="http://schemas.openxmlformats.org/drawingml/2006/main">
+              <a:graphicData uri="http://schemas.openxmlformats.org/drawingml/2006/picture">
+                <pic:pic xmlns:pic="http://schemas.openxmlformats.org/drawingml/2006/picture">
+                  <pic:nvPicPr>
+                    <pic:cNvPr id="0" name="" descr=""/>
+                    <pic:cNvPicPr>
+                      <a:picLocks noChangeAspect="1" noChangeArrowheads="1"/>
+                    </pic:cNvPicPr>
+                  </pic:nvPicPr>
+                  <pic:blipFill>
+                    <a:blip r:embed="rId9" cstate="none"/>
+                    <a:srcRect/>
+                    <a:stretch>
+                      <a:fillRect/>
+                    </a:stretch>
+                  </pic:blipFill>
+                  <pic:spPr bwMode="auto">
+                    <a:xfrm>
+                      <a:off x="0" y="0"/>
+                      <a:ext cx="5734050" cy="3228975"/>
+                    </a:xfrm>
+                    <a:prstGeom prst="rect">
+                      <a:avLst/>
+                    </a:prstGeom>
+                  </pic:spPr>
+                </pic:pic>
+              </a:graphicData>
+            </a:graphic>
+          </wp:inline>
+        </w:drawing>
+      </w:r>
+    </w:p>
+    <w:p>
+      <w:pPr>
+        <w:spacing w:after="200"/>
+        <w:jc w:val="center"/>
+      </w:pPr>
+      <w:r>
+        <w:rPr>
+          <w:rFonts w:ascii="Calibri" w:cs="Calibri" w:eastAsia="Calibri" w:hAnsi="Calibri"/>
+          <w:i/>
+          <w:iCs/>
+          <w:color w:val="595959"/>
+          <w:sz w:val="18"/>
+          <w:szCs w:val="18"/>
+        </w:rPr>
+        <w:t xml:space="preserve">Figure 1: The receiving desk’s arrival board. The promised slot and the live estimate sit in adjacent columns with the variance between them — the gap the product exists to close.</w:t>
+      </w:r>
+    </w:p>
+    <w:p>
+      <w:pPr>
         <w:spacing w:after="160" w:line="276"/>
         <w:jc w:val="left"/>
       </w:pPr>
@@ -6045,7 +6108,959 @@
           <w:sz w:val="24"/>
           <w:szCs w:val="24"/>
         </w:rPr>
-        <w:t xml:space="preserve">6.2  Test results</w:t>
+        <w:t xml:space="preserve">6.2  The vendor portal</w:t>
+      </w:r>
+    </w:p>
+    <w:p>
+      <w:pPr>
+        <w:spacing w:after="160" w:line="276"/>
+        <w:jc w:val="left"/>
+      </w:pPr>
+      <w:r>
+        <w:rPr>
+          <w:rFonts w:ascii="Calibri" w:cs="Calibri" w:eastAsia="Calibri" w:hAnsi="Calibri"/>
+          <w:color w:val="000000"/>
+          <w:sz w:val="22"/>
+          <w:szCs w:val="22"/>
+        </w:rPr>
+        <w:t xml:space="preserve">Priya books the consignment, proves the paperwork and watches the vehicle. She has no dock controls at all — that authority moved to the receiving desk, and she is notified of the decision rather than making it.</w:t>
+      </w:r>
+    </w:p>
+    <w:p>
+      <w:pPr>
+        <w:spacing w:after="40" w:before="160"/>
+        <w:jc w:val="center"/>
+      </w:pPr>
+      <w:r>
+        <w:drawing>
+          <wp:inline distT="0" distB="0" distL="0" distR="0">
+            <wp:extent cx="5734050" cy="3228975"/>
+            <wp:effectExtent t="0" r="0" b="0" l="0"/>
+            <wp:docPr id="1" name="" descr="" title=""/>
+            <wp:cNvGraphicFramePr>
+              <a:graphicFrameLocks xmlns:a="http://schemas.openxmlformats.org/drawingml/2006/main" noChangeAspect="1"/>
+            </wp:cNvGraphicFramePr>
+            <a:graphic xmlns:a="http://schemas.openxmlformats.org/drawingml/2006/main">
+              <a:graphicData uri="http://schemas.openxmlformats.org/drawingml/2006/picture">
+                <pic:pic xmlns:pic="http://schemas.openxmlformats.org/drawingml/2006/picture">
+                  <pic:nvPicPr>
+                    <pic:cNvPr id="0" name="" descr=""/>
+                    <pic:cNvPicPr>
+                      <a:picLocks noChangeAspect="1" noChangeArrowheads="1"/>
+                    </pic:cNvPicPr>
+                  </pic:nvPicPr>
+                  <pic:blipFill>
+                    <a:blip r:embed="rId10" cstate="none"/>
+                    <a:srcRect/>
+                    <a:stretch>
+                      <a:fillRect/>
+                    </a:stretch>
+                  </pic:blipFill>
+                  <pic:spPr bwMode="auto">
+                    <a:xfrm>
+                      <a:off x="0" y="0"/>
+                      <a:ext cx="5734050" cy="3228975"/>
+                    </a:xfrm>
+                    <a:prstGeom prst="rect">
+                      <a:avLst/>
+                    </a:prstGeom>
+                  </pic:spPr>
+                </pic:pic>
+              </a:graphicData>
+            </a:graphic>
+          </wp:inline>
+        </w:drawing>
+      </w:r>
+    </w:p>
+    <w:p>
+      <w:pPr>
+        <w:spacing w:after="200"/>
+        <w:jc w:val="center"/>
+      </w:pPr>
+      <w:r>
+        <w:rPr>
+          <w:rFonts w:ascii="Calibri" w:cs="Calibri" w:eastAsia="Calibri" w:hAnsi="Calibri"/>
+          <w:i/>
+          <w:iCs/>
+          <w:color w:val="595959"/>
+          <w:sz w:val="18"/>
+          <w:szCs w:val="18"/>
+        </w:rPr>
+        <w:t xml:space="preserve">Figure 2: Booking, step one of five. The summary on the right fills in as the form is completed, and the delivery window is set from the pickup time rather than guessed at.</w:t>
+      </w:r>
+    </w:p>
+    <w:p>
+      <w:pPr>
+        <w:spacing w:after="40" w:before="160"/>
+        <w:jc w:val="center"/>
+      </w:pPr>
+      <w:r>
+        <w:drawing>
+          <wp:inline distT="0" distB="0" distL="0" distR="0">
+            <wp:extent cx="5734050" cy="3228975"/>
+            <wp:effectExtent t="0" r="0" b="0" l="0"/>
+            <wp:docPr id="1" name="" descr="" title=""/>
+            <wp:cNvGraphicFramePr>
+              <a:graphicFrameLocks xmlns:a="http://schemas.openxmlformats.org/drawingml/2006/main" noChangeAspect="1"/>
+            </wp:cNvGraphicFramePr>
+            <a:graphic xmlns:a="http://schemas.openxmlformats.org/drawingml/2006/main">
+              <a:graphicData uri="http://schemas.openxmlformats.org/drawingml/2006/picture">
+                <pic:pic xmlns:pic="http://schemas.openxmlformats.org/drawingml/2006/picture">
+                  <pic:nvPicPr>
+                    <pic:cNvPr id="0" name="" descr=""/>
+                    <pic:cNvPicPr>
+                      <a:picLocks noChangeAspect="1" noChangeArrowheads="1"/>
+                    </pic:cNvPicPr>
+                  </pic:nvPicPr>
+                  <pic:blipFill>
+                    <a:blip r:embed="rId11" cstate="none"/>
+                    <a:srcRect/>
+                    <a:stretch>
+                      <a:fillRect/>
+                    </a:stretch>
+                  </pic:blipFill>
+                  <pic:spPr bwMode="auto">
+                    <a:xfrm>
+                      <a:off x="0" y="0"/>
+                      <a:ext cx="5734050" cy="3228975"/>
+                    </a:xfrm>
+                    <a:prstGeom prst="rect">
+                      <a:avLst/>
+                    </a:prstGeom>
+                  </pic:spPr>
+                </pic:pic>
+              </a:graphicData>
+            </a:graphic>
+          </wp:inline>
+        </w:drawing>
+      </w:r>
+    </w:p>
+    <w:p>
+      <w:pPr>
+        <w:spacing w:after="200"/>
+        <w:jc w:val="center"/>
+      </w:pPr>
+      <w:r>
+        <w:rPr>
+          <w:rFonts w:ascii="Calibri" w:cs="Calibri" w:eastAsia="Calibri" w:hAnsi="Calibri"/>
+          <w:i/>
+          <w:iCs/>
+          <w:color w:val="595959"/>
+          <w:sz w:val="18"/>
+          <w:szCs w:val="18"/>
+        </w:rPr>
+        <w:t xml:space="preserve">Figure 3: One consignment. "Promised slot" and "predicted arrival" are shown side by side and neither overwrites the other; the driver, vehicle, seal and e-way bill are one glance away.</w:t>
+      </w:r>
+    </w:p>
+    <w:p>
+      <w:pPr>
+        <w:spacing w:after="40" w:before="160"/>
+        <w:jc w:val="center"/>
+      </w:pPr>
+      <w:r>
+        <w:drawing>
+          <wp:inline distT="0" distB="0" distL="0" distR="0">
+            <wp:extent cx="5734050" cy="3228975"/>
+            <wp:effectExtent t="0" r="0" b="0" l="0"/>
+            <wp:docPr id="1" name="" descr="" title=""/>
+            <wp:cNvGraphicFramePr>
+              <a:graphicFrameLocks xmlns:a="http://schemas.openxmlformats.org/drawingml/2006/main" noChangeAspect="1"/>
+            </wp:cNvGraphicFramePr>
+            <a:graphic xmlns:a="http://schemas.openxmlformats.org/drawingml/2006/main">
+              <a:graphicData uri="http://schemas.openxmlformats.org/drawingml/2006/picture">
+                <pic:pic xmlns:pic="http://schemas.openxmlformats.org/drawingml/2006/picture">
+                  <pic:nvPicPr>
+                    <pic:cNvPr id="0" name="" descr=""/>
+                    <pic:cNvPicPr>
+                      <a:picLocks noChangeAspect="1" noChangeArrowheads="1"/>
+                    </pic:cNvPicPr>
+                  </pic:nvPicPr>
+                  <pic:blipFill>
+                    <a:blip r:embed="rId12" cstate="none"/>
+                    <a:srcRect/>
+                    <a:stretch>
+                      <a:fillRect/>
+                    </a:stretch>
+                  </pic:blipFill>
+                  <pic:spPr bwMode="auto">
+                    <a:xfrm>
+                      <a:off x="0" y="0"/>
+                      <a:ext cx="5734050" cy="3228975"/>
+                    </a:xfrm>
+                    <a:prstGeom prst="rect">
+                      <a:avLst/>
+                    </a:prstGeom>
+                  </pic:spPr>
+                </pic:pic>
+              </a:graphicData>
+            </a:graphic>
+          </wp:inline>
+        </w:drawing>
+      </w:r>
+    </w:p>
+    <w:p>
+      <w:pPr>
+        <w:spacing w:after="200"/>
+        <w:jc w:val="center"/>
+      </w:pPr>
+      <w:r>
+        <w:rPr>
+          <w:rFonts w:ascii="Calibri" w:cs="Calibri" w:eastAsia="Calibri" w:hAnsi="Calibri"/>
+          <w:i/>
+          <w:iCs/>
+          <w:color w:val="595959"/>
+          <w:sz w:val="18"/>
+          <w:szCs w:val="18"/>
+        </w:rPr>
+        <w:t xml:space="preserve">Figure 4: Every document across every consignment, with its validation state. Two here will not clear the gate, and the page says so before the vehicles reach it rather than afterwards.</w:t>
+      </w:r>
+    </w:p>
+    <w:p>
+      <w:pPr>
+        <w:spacing w:after="40" w:before="160"/>
+        <w:jc w:val="center"/>
+      </w:pPr>
+      <w:r>
+        <w:drawing>
+          <wp:inline distT="0" distB="0" distL="0" distR="0">
+            <wp:extent cx="5734050" cy="3228975"/>
+            <wp:effectExtent t="0" r="0" b="0" l="0"/>
+            <wp:docPr id="1" name="" descr="" title=""/>
+            <wp:cNvGraphicFramePr>
+              <a:graphicFrameLocks xmlns:a="http://schemas.openxmlformats.org/drawingml/2006/main" noChangeAspect="1"/>
+            </wp:cNvGraphicFramePr>
+            <a:graphic xmlns:a="http://schemas.openxmlformats.org/drawingml/2006/main">
+              <a:graphicData uri="http://schemas.openxmlformats.org/drawingml/2006/picture">
+                <pic:pic xmlns:pic="http://schemas.openxmlformats.org/drawingml/2006/picture">
+                  <pic:nvPicPr>
+                    <pic:cNvPr id="0" name="" descr=""/>
+                    <pic:cNvPicPr>
+                      <a:picLocks noChangeAspect="1" noChangeArrowheads="1"/>
+                    </pic:cNvPicPr>
+                  </pic:nvPicPr>
+                  <pic:blipFill>
+                    <a:blip r:embed="rId13" cstate="none"/>
+                    <a:srcRect/>
+                    <a:stretch>
+                      <a:fillRect/>
+                    </a:stretch>
+                  </pic:blipFill>
+                  <pic:spPr bwMode="auto">
+                    <a:xfrm>
+                      <a:off x="0" y="0"/>
+                      <a:ext cx="5734050" cy="3228975"/>
+                    </a:xfrm>
+                    <a:prstGeom prst="rect">
+                      <a:avLst/>
+                    </a:prstGeom>
+                  </pic:spPr>
+                </pic:pic>
+              </a:graphicData>
+            </a:graphic>
+          </wp:inline>
+        </w:drawing>
+      </w:r>
+    </w:p>
+    <w:p>
+      <w:pPr>
+        <w:spacing w:after="200"/>
+        <w:jc w:val="center"/>
+      </w:pPr>
+      <w:r>
+        <w:rPr>
+          <w:rFonts w:ascii="Calibri" w:cs="Calibri" w:eastAsia="Calibri" w:hAnsi="Calibri"/>
+          <w:i/>
+          <w:iCs/>
+          <w:color w:val="595959"/>
+          <w:sz w:val="18"/>
+          <w:szCs w:val="18"/>
+        </w:rPr>
+        <w:t xml:space="preserve">Figure 5: The consignment list, filtered and sorted by what a dispatcher actually asks of it.</w:t>
+      </w:r>
+    </w:p>
+    <w:p>
+      <w:pPr>
+        <w:spacing w:after="40" w:before="160"/>
+        <w:jc w:val="center"/>
+      </w:pPr>
+      <w:r>
+        <w:drawing>
+          <wp:inline distT="0" distB="0" distL="0" distR="0">
+            <wp:extent cx="5734050" cy="3228975"/>
+            <wp:effectExtent t="0" r="0" b="0" l="0"/>
+            <wp:docPr id="1" name="" descr="" title=""/>
+            <wp:cNvGraphicFramePr>
+              <a:graphicFrameLocks xmlns:a="http://schemas.openxmlformats.org/drawingml/2006/main" noChangeAspect="1"/>
+            </wp:cNvGraphicFramePr>
+            <a:graphic xmlns:a="http://schemas.openxmlformats.org/drawingml/2006/main">
+              <a:graphicData uri="http://schemas.openxmlformats.org/drawingml/2006/picture">
+                <pic:pic xmlns:pic="http://schemas.openxmlformats.org/drawingml/2006/picture">
+                  <pic:nvPicPr>
+                    <pic:cNvPr id="0" name="" descr=""/>
+                    <pic:cNvPicPr>
+                      <a:picLocks noChangeAspect="1" noChangeArrowheads="1"/>
+                    </pic:cNvPicPr>
+                  </pic:nvPicPr>
+                  <pic:blipFill>
+                    <a:blip r:embed="rId14" cstate="none"/>
+                    <a:srcRect/>
+                    <a:stretch>
+                      <a:fillRect/>
+                    </a:stretch>
+                  </pic:blipFill>
+                  <pic:spPr bwMode="auto">
+                    <a:xfrm>
+                      <a:off x="0" y="0"/>
+                      <a:ext cx="5734050" cy="3228975"/>
+                    </a:xfrm>
+                    <a:prstGeom prst="rect">
+                      <a:avLst/>
+                    </a:prstGeom>
+                  </pic:spPr>
+                </pic:pic>
+              </a:graphicData>
+            </a:graphic>
+          </wp:inline>
+        </w:drawing>
+      </w:r>
+    </w:p>
+    <w:p>
+      <w:pPr>
+        <w:spacing w:after="200"/>
+        <w:jc w:val="center"/>
+      </w:pPr>
+      <w:r>
+        <w:rPr>
+          <w:rFonts w:ascii="Calibri" w:cs="Calibri" w:eastAsia="Calibri" w:hAnsi="Calibri"/>
+          <w:i/>
+          <w:iCs/>
+          <w:color w:val="595959"/>
+          <w:sz w:val="18"/>
+          <w:szCs w:val="18"/>
+        </w:rPr>
+        <w:t xml:space="preserve">Figure 6: The vendor dashboard. Counts first, then where everything is, then what is at risk.</w:t>
+      </w:r>
+    </w:p>
+    <w:p>
+      <w:pPr>
+        <w:pStyle w:val="Heading2"/>
+        <w:spacing w:after="80" w:before="240"/>
+      </w:pPr>
+      <w:r>
+        <w:rPr>
+          <w:rFonts w:ascii="Calibri" w:cs="Calibri" w:eastAsia="Calibri" w:hAnsi="Calibri"/>
+          <w:b/>
+          <w:bCs/>
+          <w:color w:val="2E75B6"/>
+          <w:sz w:val="24"/>
+          <w:szCs w:val="24"/>
+        </w:rPr>
+        <w:t xml:space="preserve">6.3  The driver portal</w:t>
+      </w:r>
+    </w:p>
+    <w:p>
+      <w:pPr>
+        <w:spacing w:after="160" w:line="276"/>
+        <w:jc w:val="left"/>
+      </w:pPr>
+      <w:r>
+        <w:rPr>
+          <w:rFonts w:ascii="Calibri" w:cs="Calibri" w:eastAsia="Calibri" w:hAnsi="Calibri"/>
+          <w:color w:val="000000"/>
+          <w:sz w:val="22"/>
+          <w:szCs w:val="22"/>
+        </w:rPr>
+        <w:t xml:space="preserve">Ramesh starts the trip — the vendor no longer does — and the portal is built for a phone held in one hand at a gate. It states the connection plainly, because a driver in a dead zone needs to know whether what they just recorded has been sent.</w:t>
+      </w:r>
+    </w:p>
+    <w:tbl>
+      <w:tblPr>
+        <w:tblW w:type="dxa" w:w="9027"/>
+        <w:tblBorders>
+          <w:top w:val="single" w:color="auto" w:sz="4"/>
+          <w:left w:val="single" w:color="auto" w:sz="4"/>
+          <w:bottom w:val="single" w:color="auto" w:sz="4"/>
+          <w:right w:val="single" w:color="auto" w:sz="4"/>
+          <w:insideH w:val="single" w:color="auto" w:sz="4"/>
+          <w:insideV w:val="single" w:color="auto" w:sz="4"/>
+        </w:tblBorders>
+      </w:tblPr>
+      <w:tblGrid>
+        <w:gridCol w:w="3009"/>
+        <w:gridCol w:w="3009"/>
+        <w:gridCol w:w="3009"/>
+      </w:tblGrid>
+      <w:tr>
+        <w:tc>
+          <w:tcPr>
+            <w:tcW w:type="dxa" w:w="3009"/>
+            <w:tcBorders>
+              <w:top w:val="none" w:color="FFFFFF" w:sz="0"/>
+              <w:left w:val="none" w:color="FFFFFF" w:sz="0"/>
+              <w:bottom w:val="none" w:color="FFFFFF" w:sz="0"/>
+              <w:right w:val="none" w:color="FFFFFF" w:sz="0"/>
+            </w:tcBorders>
+            <w:tcMar>
+              <w:top w:type="dxa" w:w="40"/>
+              <w:left w:type="dxa" w:w="40"/>
+              <w:bottom w:type="dxa" w:w="40"/>
+              <w:right w:type="dxa" w:w="40"/>
+            </w:tcMar>
+          </w:tcPr>
+          <w:p>
+            <w:pPr>
+              <w:spacing w:after="0"/>
+              <w:jc w:val="center"/>
+            </w:pPr>
+            <w:r>
+              <w:drawing>
+                <wp:inline distT="0" distB="0" distL="0" distR="0">
+                  <wp:extent cx="1809750" cy="3705225"/>
+                  <wp:effectExtent t="0" r="0" b="0" l="0"/>
+                  <wp:docPr id="1" name="" descr="" title=""/>
+                  <wp:cNvGraphicFramePr>
+                    <a:graphicFrameLocks xmlns:a="http://schemas.openxmlformats.org/drawingml/2006/main" noChangeAspect="1"/>
+                  </wp:cNvGraphicFramePr>
+                  <a:graphic xmlns:a="http://schemas.openxmlformats.org/drawingml/2006/main">
+                    <a:graphicData uri="http://schemas.openxmlformats.org/drawingml/2006/picture">
+                      <pic:pic xmlns:pic="http://schemas.openxmlformats.org/drawingml/2006/picture">
+                        <pic:nvPicPr>
+                          <pic:cNvPr id="0" name="" descr=""/>
+                          <pic:cNvPicPr>
+                            <a:picLocks noChangeAspect="1" noChangeArrowheads="1"/>
+                          </pic:cNvPicPr>
+                        </pic:nvPicPr>
+                        <pic:blipFill>
+                          <a:blip r:embed="rId15" cstate="none"/>
+                          <a:srcRect/>
+                          <a:stretch>
+                            <a:fillRect/>
+                          </a:stretch>
+                        </pic:blipFill>
+                        <pic:spPr bwMode="auto">
+                          <a:xfrm>
+                            <a:off x="0" y="0"/>
+                            <a:ext cx="1809750" cy="3705225"/>
+                          </a:xfrm>
+                          <a:prstGeom prst="rect">
+                            <a:avLst/>
+                          </a:prstGeom>
+                        </pic:spPr>
+                      </pic:pic>
+                    </a:graphicData>
+                  </a:graphic>
+                </wp:inline>
+              </w:drawing>
+            </w:r>
+          </w:p>
+        </w:tc>
+        <w:tc>
+          <w:tcPr>
+            <w:tcW w:type="dxa" w:w="3009"/>
+            <w:tcBorders>
+              <w:top w:val="none" w:color="FFFFFF" w:sz="0"/>
+              <w:left w:val="none" w:color="FFFFFF" w:sz="0"/>
+              <w:bottom w:val="none" w:color="FFFFFF" w:sz="0"/>
+              <w:right w:val="none" w:color="FFFFFF" w:sz="0"/>
+            </w:tcBorders>
+            <w:tcMar>
+              <w:top w:type="dxa" w:w="40"/>
+              <w:left w:type="dxa" w:w="40"/>
+              <w:bottom w:type="dxa" w:w="40"/>
+              <w:right w:type="dxa" w:w="40"/>
+            </w:tcMar>
+          </w:tcPr>
+          <w:p>
+            <w:pPr>
+              <w:spacing w:after="0"/>
+              <w:jc w:val="center"/>
+            </w:pPr>
+            <w:r>
+              <w:drawing>
+                <wp:inline distT="0" distB="0" distL="0" distR="0">
+                  <wp:extent cx="1809750" cy="3705225"/>
+                  <wp:effectExtent t="0" r="0" b="0" l="0"/>
+                  <wp:docPr id="1" name="" descr="" title=""/>
+                  <wp:cNvGraphicFramePr>
+                    <a:graphicFrameLocks xmlns:a="http://schemas.openxmlformats.org/drawingml/2006/main" noChangeAspect="1"/>
+                  </wp:cNvGraphicFramePr>
+                  <a:graphic xmlns:a="http://schemas.openxmlformats.org/drawingml/2006/main">
+                    <a:graphicData uri="http://schemas.openxmlformats.org/drawingml/2006/picture">
+                      <pic:pic xmlns:pic="http://schemas.openxmlformats.org/drawingml/2006/picture">
+                        <pic:nvPicPr>
+                          <pic:cNvPr id="0" name="" descr=""/>
+                          <pic:cNvPicPr>
+                            <a:picLocks noChangeAspect="1" noChangeArrowheads="1"/>
+                          </pic:cNvPicPr>
+                        </pic:nvPicPr>
+                        <pic:blipFill>
+                          <a:blip r:embed="rId16" cstate="none"/>
+                          <a:srcRect/>
+                          <a:stretch>
+                            <a:fillRect/>
+                          </a:stretch>
+                        </pic:blipFill>
+                        <pic:spPr bwMode="auto">
+                          <a:xfrm>
+                            <a:off x="0" y="0"/>
+                            <a:ext cx="1809750" cy="3705225"/>
+                          </a:xfrm>
+                          <a:prstGeom prst="rect">
+                            <a:avLst/>
+                          </a:prstGeom>
+                        </pic:spPr>
+                      </pic:pic>
+                    </a:graphicData>
+                  </a:graphic>
+                </wp:inline>
+              </w:drawing>
+            </w:r>
+          </w:p>
+        </w:tc>
+        <w:tc>
+          <w:tcPr>
+            <w:tcW w:type="dxa" w:w="3009"/>
+            <w:tcBorders>
+              <w:top w:val="none" w:color="FFFFFF" w:sz="0"/>
+              <w:left w:val="none" w:color="FFFFFF" w:sz="0"/>
+              <w:bottom w:val="none" w:color="FFFFFF" w:sz="0"/>
+              <w:right w:val="none" w:color="FFFFFF" w:sz="0"/>
+            </w:tcBorders>
+            <w:tcMar>
+              <w:top w:type="dxa" w:w="40"/>
+              <w:left w:type="dxa" w:w="40"/>
+              <w:bottom w:type="dxa" w:w="40"/>
+              <w:right w:type="dxa" w:w="40"/>
+            </w:tcMar>
+          </w:tcPr>
+          <w:p>
+            <w:pPr>
+              <w:spacing w:after="0"/>
+              <w:jc w:val="center"/>
+            </w:pPr>
+            <w:r>
+              <w:drawing>
+                <wp:inline distT="0" distB="0" distL="0" distR="0">
+                  <wp:extent cx="1809750" cy="3705225"/>
+                  <wp:effectExtent t="0" r="0" b="0" l="0"/>
+                  <wp:docPr id="1" name="" descr="" title=""/>
+                  <wp:cNvGraphicFramePr>
+                    <a:graphicFrameLocks xmlns:a="http://schemas.openxmlformats.org/drawingml/2006/main" noChangeAspect="1"/>
+                  </wp:cNvGraphicFramePr>
+                  <a:graphic xmlns:a="http://schemas.openxmlformats.org/drawingml/2006/main">
+                    <a:graphicData uri="http://schemas.openxmlformats.org/drawingml/2006/picture">
+                      <pic:pic xmlns:pic="http://schemas.openxmlformats.org/drawingml/2006/picture">
+                        <pic:nvPicPr>
+                          <pic:cNvPr id="0" name="" descr=""/>
+                          <pic:cNvPicPr>
+                            <a:picLocks noChangeAspect="1" noChangeArrowheads="1"/>
+                          </pic:cNvPicPr>
+                        </pic:nvPicPr>
+                        <pic:blipFill>
+                          <a:blip r:embed="rId17" cstate="none"/>
+                          <a:srcRect/>
+                          <a:stretch>
+                            <a:fillRect/>
+                          </a:stretch>
+                        </pic:blipFill>
+                        <pic:spPr bwMode="auto">
+                          <a:xfrm>
+                            <a:off x="0" y="0"/>
+                            <a:ext cx="1809750" cy="3705225"/>
+                          </a:xfrm>
+                          <a:prstGeom prst="rect">
+                            <a:avLst/>
+                          </a:prstGeom>
+                        </pic:spPr>
+                      </pic:pic>
+                    </a:graphicData>
+                  </a:graphic>
+                </wp:inline>
+              </w:drawing>
+            </w:r>
+          </w:p>
+        </w:tc>
+      </w:tr>
+    </w:tbl>
+    <w:p>
+      <w:pPr>
+        <w:spacing w:after="200" w:before="60"/>
+        <w:jc w:val="center"/>
+      </w:pPr>
+      <w:r>
+        <w:rPr>
+          <w:rFonts w:ascii="Calibri" w:cs="Calibri" w:eastAsia="Calibri" w:hAnsi="Calibri"/>
+          <w:i/>
+          <w:iCs/>
+          <w:color w:val="595959"/>
+          <w:sz w:val="18"/>
+          <w:szCs w:val="18"/>
+        </w:rPr>
+        <w:t xml:space="preserve">Figures 7–9: Today’s trips with the next one expanded; the trip itself, carrying the dock the receiving desk booked; and proof of delivery, counted and signed at the bay.</w:t>
+      </w:r>
+    </w:p>
+    <w:p>
+      <w:pPr>
+        <w:pStyle w:val="Heading2"/>
+        <w:spacing w:after="80" w:before="240"/>
+      </w:pPr>
+      <w:r>
+        <w:rPr>
+          <w:rFonts w:ascii="Calibri" w:cs="Calibri" w:eastAsia="Calibri" w:hAnsi="Calibri"/>
+          <w:b/>
+          <w:bCs/>
+          <w:color w:val="2E75B6"/>
+          <w:sz w:val="24"/>
+          <w:szCs w:val="24"/>
+        </w:rPr>
+        <w:t xml:space="preserve">6.4  The receiving desk</w:t>
+      </w:r>
+    </w:p>
+    <w:p>
+      <w:pPr>
+        <w:spacing w:after="160" w:line="276"/>
+        <w:jc w:val="left"/>
+      </w:pPr>
+      <w:r>
+        <w:rPr>
+          <w:rFonts w:ascii="Calibri" w:cs="Calibri" w:eastAsia="Calibri" w:hAnsi="Calibri"/>
+          <w:color w:val="000000"/>
+          <w:sz w:val="22"/>
+          <w:szCs w:val="22"/>
+        </w:rPr>
+        <w:t xml:space="preserve">Imran sees every vendor booked into his site and no vendor booked into any other. He books the dock, gates the vehicle in, receives against the advance shipping notice and raises the goods receipt.</w:t>
+      </w:r>
+    </w:p>
+    <w:p>
+      <w:pPr>
+        <w:spacing w:after="40" w:before="160"/>
+        <w:jc w:val="center"/>
+      </w:pPr>
+      <w:r>
+        <w:drawing>
+          <wp:inline distT="0" distB="0" distL="0" distR="0">
+            <wp:extent cx="5734050" cy="3228975"/>
+            <wp:effectExtent t="0" r="0" b="0" l="0"/>
+            <wp:docPr id="1" name="" descr="" title=""/>
+            <wp:cNvGraphicFramePr>
+              <a:graphicFrameLocks xmlns:a="http://schemas.openxmlformats.org/drawingml/2006/main" noChangeAspect="1"/>
+            </wp:cNvGraphicFramePr>
+            <a:graphic xmlns:a="http://schemas.openxmlformats.org/drawingml/2006/main">
+              <a:graphicData uri="http://schemas.openxmlformats.org/drawingml/2006/picture">
+                <pic:pic xmlns:pic="http://schemas.openxmlformats.org/drawingml/2006/picture">
+                  <pic:nvPicPr>
+                    <pic:cNvPr id="0" name="" descr=""/>
+                    <pic:cNvPicPr>
+                      <a:picLocks noChangeAspect="1" noChangeArrowheads="1"/>
+                    </pic:cNvPicPr>
+                  </pic:nvPicPr>
+                  <pic:blipFill>
+                    <a:blip r:embed="rId18" cstate="none"/>
+                    <a:srcRect/>
+                    <a:stretch>
+                      <a:fillRect/>
+                    </a:stretch>
+                  </pic:blipFill>
+                  <pic:spPr bwMode="auto">
+                    <a:xfrm>
+                      <a:off x="0" y="0"/>
+                      <a:ext cx="5734050" cy="3228975"/>
+                    </a:xfrm>
+                    <a:prstGeom prst="rect">
+                      <a:avLst/>
+                    </a:prstGeom>
+                  </pic:spPr>
+                </pic:pic>
+              </a:graphicData>
+            </a:graphic>
+          </wp:inline>
+        </w:drawing>
+      </w:r>
+    </w:p>
+    <w:p>
+      <w:pPr>
+        <w:spacing w:after="200"/>
+        <w:jc w:val="center"/>
+      </w:pPr>
+      <w:r>
+        <w:rPr>
+          <w:rFonts w:ascii="Calibri" w:cs="Calibri" w:eastAsia="Calibri" w:hAnsi="Calibri"/>
+          <w:i/>
+          <w:iCs/>
+          <w:color w:val="595959"/>
+          <w:sz w:val="18"/>
+          <w:szCs w:val="18"/>
+        </w:rPr>
+        <w:t xml:space="preserve">Figure 10: The site at a glance — what is inbound, what is at the gate, and what is on each bay.</w:t>
+      </w:r>
+    </w:p>
+    <w:p>
+      <w:pPr>
+        <w:spacing w:after="40" w:before="160"/>
+        <w:jc w:val="center"/>
+      </w:pPr>
+      <w:r>
+        <w:drawing>
+          <wp:inline distT="0" distB="0" distL="0" distR="0">
+            <wp:extent cx="5734050" cy="3228975"/>
+            <wp:effectExtent t="0" r="0" b="0" l="0"/>
+            <wp:docPr id="1" name="" descr="" title=""/>
+            <wp:cNvGraphicFramePr>
+              <a:graphicFrameLocks xmlns:a="http://schemas.openxmlformats.org/drawingml/2006/main" noChangeAspect="1"/>
+            </wp:cNvGraphicFramePr>
+            <a:graphic xmlns:a="http://schemas.openxmlformats.org/drawingml/2006/main">
+              <a:graphicData uri="http://schemas.openxmlformats.org/drawingml/2006/picture">
+                <pic:pic xmlns:pic="http://schemas.openxmlformats.org/drawingml/2006/picture">
+                  <pic:nvPicPr>
+                    <pic:cNvPr id="0" name="" descr=""/>
+                    <pic:cNvPicPr>
+                      <a:picLocks noChangeAspect="1" noChangeArrowheads="1"/>
+                    </pic:cNvPicPr>
+                  </pic:nvPicPr>
+                  <pic:blipFill>
+                    <a:blip r:embed="rId19" cstate="none"/>
+                    <a:srcRect/>
+                    <a:stretch>
+                      <a:fillRect/>
+                    </a:stretch>
+                  </pic:blipFill>
+                  <pic:spPr bwMode="auto">
+                    <a:xfrm>
+                      <a:off x="0" y="0"/>
+                      <a:ext cx="5734050" cy="3228975"/>
+                    </a:xfrm>
+                    <a:prstGeom prst="rect">
+                      <a:avLst/>
+                    </a:prstGeom>
+                  </pic:spPr>
+                </pic:pic>
+              </a:graphicData>
+            </a:graphic>
+          </wp:inline>
+        </w:drawing>
+      </w:r>
+    </w:p>
+    <w:p>
+      <w:pPr>
+        <w:spacing w:after="200"/>
+        <w:jc w:val="center"/>
+      </w:pPr>
+      <w:r>
+        <w:rPr>
+          <w:rFonts w:ascii="Calibri" w:cs="Calibri" w:eastAsia="Calibri" w:hAnsi="Calibri"/>
+          <w:i/>
+          <w:iCs/>
+          <w:color w:val="595959"/>
+          <w:sz w:val="18"/>
+          <w:szCs w:val="18"/>
+        </w:rPr>
+        <w:t xml:space="preserve">Figure 11: The dock gantt. Blocks are dragged to reschedule, and a clash is flagged here rather than discovered at the gate.</w:t>
+      </w:r>
+    </w:p>
+    <w:p>
+      <w:pPr>
+        <w:spacing w:after="40" w:before="160"/>
+        <w:jc w:val="center"/>
+      </w:pPr>
+      <w:r>
+        <w:drawing>
+          <wp:inline distT="0" distB="0" distL="0" distR="0">
+            <wp:extent cx="5734050" cy="3228975"/>
+            <wp:effectExtent t="0" r="0" b="0" l="0"/>
+            <wp:docPr id="1" name="" descr="" title=""/>
+            <wp:cNvGraphicFramePr>
+              <a:graphicFrameLocks xmlns:a="http://schemas.openxmlformats.org/drawingml/2006/main" noChangeAspect="1"/>
+            </wp:cNvGraphicFramePr>
+            <a:graphic xmlns:a="http://schemas.openxmlformats.org/drawingml/2006/main">
+              <a:graphicData uri="http://schemas.openxmlformats.org/drawingml/2006/picture">
+                <pic:pic xmlns:pic="http://schemas.openxmlformats.org/drawingml/2006/picture">
+                  <pic:nvPicPr>
+                    <pic:cNvPr id="0" name="" descr=""/>
+                    <pic:cNvPicPr>
+                      <a:picLocks noChangeAspect="1" noChangeArrowheads="1"/>
+                    </pic:cNvPicPr>
+                  </pic:nvPicPr>
+                  <pic:blipFill>
+                    <a:blip r:embed="rId20" cstate="none"/>
+                    <a:srcRect/>
+                    <a:stretch>
+                      <a:fillRect/>
+                    </a:stretch>
+                  </pic:blipFill>
+                  <pic:spPr bwMode="auto">
+                    <a:xfrm>
+                      <a:off x="0" y="0"/>
+                      <a:ext cx="5734050" cy="3228975"/>
+                    </a:xfrm>
+                    <a:prstGeom prst="rect">
+                      <a:avLst/>
+                    </a:prstGeom>
+                  </pic:spPr>
+                </pic:pic>
+              </a:graphicData>
+            </a:graphic>
+          </wp:inline>
+        </w:drawing>
+      </w:r>
+    </w:p>
+    <w:p>
+      <w:pPr>
+        <w:spacing w:after="200"/>
+        <w:jc w:val="center"/>
+      </w:pPr>
+      <w:r>
+        <w:rPr>
+          <w:rFonts w:ascii="Calibri" w:cs="Calibri" w:eastAsia="Calibri" w:hAnsi="Calibri"/>
+          <w:i/>
+          <w:iCs/>
+          <w:color w:val="595959"/>
+          <w:sz w:val="18"/>
+          <w:szCs w:val="18"/>
+        </w:rPr>
+        <w:t xml:space="preserve">Figure 12: Receiving. The count is checked against the advance shipping notice and each document against its validation state, before anything is accepted.</w:t>
+      </w:r>
+    </w:p>
+    <w:p>
+      <w:pPr>
+        <w:spacing w:after="40" w:before="160"/>
+        <w:jc w:val="center"/>
+      </w:pPr>
+      <w:r>
+        <w:drawing>
+          <wp:inline distT="0" distB="0" distL="0" distR="0">
+            <wp:extent cx="5734050" cy="3228975"/>
+            <wp:effectExtent t="0" r="0" b="0" l="0"/>
+            <wp:docPr id="1" name="" descr="" title=""/>
+            <wp:cNvGraphicFramePr>
+              <a:graphicFrameLocks xmlns:a="http://schemas.openxmlformats.org/drawingml/2006/main" noChangeAspect="1"/>
+            </wp:cNvGraphicFramePr>
+            <a:graphic xmlns:a="http://schemas.openxmlformats.org/drawingml/2006/main">
+              <a:graphicData uri="http://schemas.openxmlformats.org/drawingml/2006/picture">
+                <pic:pic xmlns:pic="http://schemas.openxmlformats.org/drawingml/2006/picture">
+                  <pic:nvPicPr>
+                    <pic:cNvPr id="0" name="" descr=""/>
+                    <pic:cNvPicPr>
+                      <a:picLocks noChangeAspect="1" noChangeArrowheads="1"/>
+                    </pic:cNvPicPr>
+                  </pic:nvPicPr>
+                  <pic:blipFill>
+                    <a:blip r:embed="rId21" cstate="none"/>
+                    <a:srcRect/>
+                    <a:stretch>
+                      <a:fillRect/>
+                    </a:stretch>
+                  </pic:blipFill>
+                  <pic:spPr bwMode="auto">
+                    <a:xfrm>
+                      <a:off x="0" y="0"/>
+                      <a:ext cx="5734050" cy="3228975"/>
+                    </a:xfrm>
+                    <a:prstGeom prst="rect">
+                      <a:avLst/>
+                    </a:prstGeom>
+                  </pic:spPr>
+                </pic:pic>
+              </a:graphicData>
+            </a:graphic>
+          </wp:inline>
+        </w:drawing>
+      </w:r>
+    </w:p>
+    <w:p>
+      <w:pPr>
+        <w:spacing w:after="200"/>
+        <w:jc w:val="center"/>
+      </w:pPr>
+      <w:r>
+        <w:rPr>
+          <w:rFonts w:ascii="Calibri" w:cs="Calibri" w:eastAsia="Calibri" w:hAnsi="Calibri"/>
+          <w:i/>
+          <w:iCs/>
+          <w:color w:val="595959"/>
+          <w:sz w:val="18"/>
+          <w:szCs w:val="18"/>
+        </w:rPr>
+        <w:t xml:space="preserve">Figure 13: The yard, with dwell time per vehicle and the detention thresholds that follow from it.</w:t>
+      </w:r>
+    </w:p>
+    <w:p>
+      <w:pPr>
+        <w:spacing w:after="40" w:before="160"/>
+        <w:jc w:val="center"/>
+      </w:pPr>
+      <w:r>
+        <w:drawing>
+          <wp:inline distT="0" distB="0" distL="0" distR="0">
+            <wp:extent cx="5734050" cy="3228975"/>
+            <wp:effectExtent t="0" r="0" b="0" l="0"/>
+            <wp:docPr id="1" name="" descr="" title=""/>
+            <wp:cNvGraphicFramePr>
+              <a:graphicFrameLocks xmlns:a="http://schemas.openxmlformats.org/drawingml/2006/main" noChangeAspect="1"/>
+            </wp:cNvGraphicFramePr>
+            <a:graphic xmlns:a="http://schemas.openxmlformats.org/drawingml/2006/main">
+              <a:graphicData uri="http://schemas.openxmlformats.org/drawingml/2006/picture">
+                <pic:pic xmlns:pic="http://schemas.openxmlformats.org/drawingml/2006/picture">
+                  <pic:nvPicPr>
+                    <pic:cNvPr id="0" name="" descr=""/>
+                    <pic:cNvPicPr>
+                      <a:picLocks noChangeAspect="1" noChangeArrowheads="1"/>
+                    </pic:cNvPicPr>
+                  </pic:nvPicPr>
+                  <pic:blipFill>
+                    <a:blip r:embed="rId22" cstate="none"/>
+                    <a:srcRect/>
+                    <a:stretch>
+                      <a:fillRect/>
+                    </a:stretch>
+                  </pic:blipFill>
+                  <pic:spPr bwMode="auto">
+                    <a:xfrm>
+                      <a:off x="0" y="0"/>
+                      <a:ext cx="5734050" cy="3228975"/>
+                    </a:xfrm>
+                    <a:prstGeom prst="rect">
+                      <a:avLst/>
+                    </a:prstGeom>
+                  </pic:spPr>
+                </pic:pic>
+              </a:graphicData>
+            </a:graphic>
+          </wp:inline>
+        </w:drawing>
+      </w:r>
+    </w:p>
+    <w:p>
+      <w:pPr>
+        <w:spacing w:after="200"/>
+        <w:jc w:val="center"/>
+      </w:pPr>
+      <w:r>
+        <w:rPr>
+          <w:rFonts w:ascii="Calibri" w:cs="Calibri" w:eastAsia="Calibri" w:hAnsi="Calibri"/>
+          <w:i/>
+          <w:iCs/>
+          <w:color w:val="595959"/>
+          <w:sz w:val="18"/>
+          <w:szCs w:val="18"/>
+        </w:rPr>
+        <w:t xml:space="preserve">Figure 14: Site analytics — inbound volume, dock utilisation by hour, and what actually goes wrong at receiving, categorised.</w:t>
+      </w:r>
+    </w:p>
+    <w:p>
+      <w:pPr>
+        <w:pStyle w:val="Heading2"/>
+        <w:spacing w:after="80" w:before="240"/>
+      </w:pPr>
+      <w:r>
+        <w:rPr>
+          <w:rFonts w:ascii="Calibri" w:cs="Calibri" w:eastAsia="Calibri" w:hAnsi="Calibri"/>
+          <w:b/>
+          <w:bCs/>
+          <w:color w:val="2E75B6"/>
+          <w:sz w:val="24"/>
+          <w:szCs w:val="24"/>
+        </w:rPr>
+        <w:t xml:space="preserve">6.5  Test results</w:t>
       </w:r>
     </w:p>
     <w:p>
@@ -6729,7 +7744,7 @@
           <w:sz w:val="24"/>
           <w:szCs w:val="24"/>
         </w:rPr>
-        <w:t xml:space="preserve">6.3  Measured results</w:t>
+        <w:t xml:space="preserve">6.6  Measured results</w:t>
       </w:r>
     </w:p>
     <w:p>
